--- a/resources/lessons/day-09-recognition-through-evidence-lesson.docx
+++ b/resources/lessons/day-09-recognition-through-evidence-lesson.docx
@@ -166,7 +166,7 @@
                 <w:sz w:val="19"/>
                 <w:szCs w:val="19"/>
               </w:rPr>
-              <w:t xml:space="preserve">This follows the same shape as the school-wide procedure cards — Teacher/Adult Does and Students Do, side by side — applied to the Culture Camp Morning Meeting block. Culture Camp is taught building-wide during the protected 7:45 block, so there is no ‘Our Room's Specifics’ column: the specification here is the specification.</w:t>
+              <w:t xml:space="preserve">This follows the same shape as the school-wide procedure cards — Teacher/Adult Does and Students Do, side by side — applied to the Culture Camp Morning Meeting block. Culture Camp is taught building-wide during the protected 8:00 block, so there is no ‘Our Room's Specifics’ column: the specification here is the specification.</w:t>
             </w:r>
           </w:p>
         </w:tc>
@@ -450,7 +450,7 @@
                 <w:sz w:val="19"/>
                 <w:szCs w:val="19"/>
               </w:rPr>
-              <w:t xml:space="preserve">The protected block starts at 7:45 every day and shrinks as students reach mastery: Days 1–3 = 45 min · Days 4–5 = 40 min · Days 6–8 = 30 min · Day 9 = 20 min · Day 10 = 15 min. The six moves below stay in the same order every day; only the emphasis and the time spent on each move change.</w:t>
+              <w:t xml:space="preserve">The protected block starts at 8:00 every day and shrinks as students reach mastery: Days 1–3 = 45 min · Days 4–5 = 40 min · Days 6–8 = 30 min · Day 9 = 20 min · Day 10 = 15 min. The six moves below stay in the same order every day; only the emphasis and the time spent on each move change.</w:t>
             </w:r>
           </w:p>
         </w:tc>
@@ -490,7 +490,7 @@
           <w:sz w:val="19"/>
           <w:szCs w:val="19"/>
         </w:rPr>
-        <w:t xml:space="preserve">Day 9 of 10 · 20 minutes · Starts 7:45 · Focus: Students recognize specific actions instead of relying on popularity or vague praise.</w:t>
+        <w:t xml:space="preserve">Day 9 of 10 · 20 minutes · Starts 8:00 · Focus: Students recognize specific actions instead of relying on popularity or vague praise.</w:t>
       </w:r>
     </w:p>
     <w:p>
@@ -1796,7 +1796,7 @@
           <w:sz w:val="21"/>
           <w:szCs w:val="21"/>
         </w:rPr>
-        <w:t xml:space="preserve">Hold the Morning Meeting scaffold times; protect the 7:45 start every day.</w:t>
+        <w:t xml:space="preserve">Hold the Morning Meeting scaffold times; protect the 8:00 start every day.</w:t>
       </w:r>
     </w:p>
     <w:p>
